--- a/JAVA_and_Spring_Notes/How to commit code in GIT.docx
+++ b/JAVA_and_Spring_Notes/How to commit code in GIT.docx
@@ -1164,8 +1164,6 @@
         </w:rPr>
         <w:t>You already created the remote and you already have a local path:</w:t>
       </w:r>
-      <w:bookmarkStart w:id="0" w:name="_GoBack"/>
-      <w:bookmarkEnd w:id="0"/>
     </w:p>
     <w:p>
       <w:pPr>
@@ -2820,17 +2818,61 @@
         <w:widowControl/>
         <w:suppressLineNumbers w:val="0"/>
         <w:rPr>
-          <w:sz w:val="20"/>
-          <w:szCs w:val="20"/>
-        </w:rPr>
-      </w:pPr>
-      <w:r>
-        <w:rPr>
-          <w:rStyle w:val="9"/>
-          <w:sz w:val="20"/>
-          <w:szCs w:val="20"/>
+          <w:rFonts w:hint="default"/>
+          <w:sz w:val="20"/>
+          <w:szCs w:val="20"/>
+          <w:lang w:val="en-US"/>
+        </w:rPr>
+      </w:pPr>
+      <w:r>
+        <w:rPr>
+          <w:rStyle w:val="9"/>
+          <w:sz w:val="20"/>
+          <w:szCs w:val="20"/>
+          <w:highlight w:val="green"/>
         </w:rPr>
         <w:t>git push -u origin main</w:t>
+      </w:r>
+      <w:r>
+        <w:rPr>
+          <w:rStyle w:val="9"/>
+          <w:rFonts w:hint="default"/>
+          <w:sz w:val="20"/>
+          <w:szCs w:val="20"/>
+          <w:lang w:val="en-US"/>
+        </w:rPr>
+        <w:t xml:space="preserve">  (just branch loki move chese pani avithe </w:t>
+      </w:r>
+      <w:r>
+        <w:rPr>
+          <w:rStyle w:val="9"/>
+          <w:sz w:val="20"/>
+          <w:szCs w:val="20"/>
+          <w:highlight w:val="green"/>
+        </w:rPr>
+        <w:t>git push</w:t>
+      </w:r>
+      <w:r>
+        <w:rPr>
+          <w:rStyle w:val="9"/>
+          <w:rFonts w:hint="default"/>
+          <w:sz w:val="20"/>
+          <w:szCs w:val="20"/>
+          <w:lang w:val="en-US"/>
+        </w:rPr>
+        <w:t xml:space="preserve"> and ye branch lekunte git push -u origin main</w:t>
+      </w:r>
+      <w:bookmarkStart w:id="0" w:name="_GoBack"/>
+      <w:bookmarkEnd w:id="0"/>
+      <w:r>
+        <w:rPr>
+          <w:rStyle w:val="9"/>
+          <w:rFonts w:hint="default"/>
+          <w:sz w:val="20"/>
+          <w:szCs w:val="20"/>
+          <w:lang w:val="en-US"/>
+        </w:rPr>
+        <w:t>)</w:t>
       </w:r>
     </w:p>
     <w:p>
